--- a/cv/CV_Yu_Chiao_Lin_Supply_Planner_Sisley_FR.docx
+++ b/cv/CV_Yu_Chiao_Lin_Supply_Planner_Sisley_FR.docx
@@ -238,7 +238,7 @@
           <w:szCs w:val="18"/>
           <w:rtl w:val="0"/>
         </w:rPr>
-        <w:t xml:space="preserve">Planification et prévision de la demande, S&amp;OP et gestion des stocks (formation) ; analyse et réconciliation des données de stock ; suivi de production fournisseurs et gestion des risques de retard ; KPI fournisseurs (OTD, OTIF, lead time) ; gestion des commandes ; logistique internationale (ETD/ETA, Incoterms) ; CAPA et amélioration continue</w:t>
+        <w:t xml:space="preserve">Planification et prévision de la demande, S&amp;OP et gestion des stocks (formation) ; réconciliation des stocks et contrôle qualité des données ; suivi de production fournisseurs et gestion des risques de retard ; KPI fournisseurs (OTD, OTIF, lead time) ; traitement des bons de commande et des factures ; plans de palettisation ; logistique internationale (ETD/ETA, Incoterms) ; CAPA et amélioration continue</w:t>
       </w:r>
       <w:r>
         <w:rPr>
@@ -269,7 +269,7 @@
           <w:szCs w:val="18"/>
           <w:rtl w:val="0"/>
         </w:rPr>
-        <w:t xml:space="preserve">Rigueur et sens du détail ; esprit d'analyse ; proactivité dans la remontée des risques ; communication transverse ; aisance en équipes multiculturelles</w:t>
+        <w:t xml:space="preserve">Rigueur et sens du détail ; résolution de problèmes ; esprit d'analyse ; proactivité dans la remontée des risques ; communication transverse ; aisance en équipes multiculturelles</w:t>
       </w:r>
       <w:r>
         <w:rPr>
@@ -300,7 +300,7 @@
           <w:szCs w:val="18"/>
           <w:rtl w:val="0"/>
         </w:rPr>
-        <w:t xml:space="preserve">Microsoft Dynamics 365 (ERP), Power BI, Excel avancé, SQL</w:t>
+        <w:t xml:space="preserve">Microsoft Dynamics 365 (ERP), Power BI, Excel avancé, SQL, Cape Pack (palettisation), COSMO (L'Oréal)</w:t>
       </w:r>
       <w:r>
         <w:rPr>
@@ -437,7 +437,7 @@
           <w:vertAlign w:val="baseline"/>
           <w:rtl w:val="0"/>
         </w:rPr>
-        <w:t xml:space="preserve">Suivi des plannings et jalons de production de 4 fournisseurs sur plus de 100 commandes GWP et cadeaux VIP pour des marques de beauté de luxe (trousses de maquillage, sacs), en lien avec les équipes planification de production et achats, afin d'anticiper les retards d'approvisionnement et de sécuriser les dates de lancement clients.</w:t>
+        <w:t xml:space="preserve">Animation de réunions hebdomadaires avec 4 fournisseurs pour suivre les plannings et jalons de production de plus de 100 commandes GWP et cadeaux VIP (trousses de maquillage, sacs), en lien avec les équipes achats et planification de production, afin d'anticiper les retards et de sécuriser les dates de lancement clients.</w:t>
       </w:r>
       <w:r>
         <w:rPr>
@@ -485,7 +485,7 @@
           <w:vertAlign w:val="baseline"/>
           <w:rtl w:val="0"/>
         </w:rPr>
-        <w:t xml:space="preserve">Gestion du suivi des nouvelles commandes et de la facturation dans Microsoft Dynamics 365 (ERP), et mise à jour de l'outil hebdomadaire de suivi des commandes pour fiabiliser les statuts et assurer la visibilité des commandes ouvertes.</w:t>
+        <w:t xml:space="preserve">Traitement de 10 à 15 bons de commande et factures par jour dans Microsoft Dynamics 365 (ERP), avec relance des acheteurs en cas de données manquantes ou erronées.</w:t>
       </w:r>
       <w:r>
         <w:rPr>
@@ -533,7 +533,7 @@
           <w:vertAlign w:val="baseline"/>
           <w:rtl w:val="0"/>
         </w:rPr>
-        <w:t xml:space="preserve">Présentation des KPI de performance de livraison fournisseurs (OTD, OTIF) et des KPI commandes aux équipes internes ; mise à jour des statuts de commandes dans le reporting Power BI de l'équipe.</w:t>
+        <w:t xml:space="preserve">Contrôle quotidien des KPI sous Power BI et nettoyage des données sources sous Excel pour détecter et corriger les erreurs, afin de fiabiliser le reporting fournisseurs (OTD, OTIF) et commandes.</w:t>
       </w:r>
       <w:r>
         <w:rPr>
@@ -629,7 +629,103 @@
           <w:vertAlign w:val="baseline"/>
           <w:rtl w:val="0"/>
         </w:rPr>
+        <w:t xml:space="preserve">Mesure des produits finis avec leur emballage et saisie des données dans COSMO, l'outil de L'Oréal ; conception des plans de palettisation sous Cape Pack selon la hauteur et le poids maximaux de chaque marque.</w:t>
+      </w:r>
+      <w:r>
+        <w:rPr>
+          <w:rtl w:val="0"/>
+        </w:rPr>
+      </w:r>
+    </w:p>
+    <w:p>
+      <w:pPr>
+        <w:keepNext w:val="0"/>
+        <w:keepLines w:val="0"/>
+        <w:pageBreakBefore w:val="0"/>
+        <w:widowControl w:val="1"/>
+        <w:numPr>
+          <w:ilvl w:val="0"/>
+          <w:numId w:val="1"/>
+        </w:numPr>
+        <w:pBdr>
+          <w:top w:space="0" w:sz="0" w:val="nil"/>
+          <w:left w:space="0" w:sz="0" w:val="nil"/>
+          <w:bottom w:space="0" w:sz="0" w:val="nil"/>
+          <w:right w:space="0" w:sz="0" w:val="nil"/>
+          <w:between w:space="0" w:sz="0" w:val="nil"/>
+        </w:pBdr>
+        <w:shd w:fill="auto" w:val="clear"/>
+        <w:spacing w:after="15" w:before="0" w:line="240" w:lineRule="auto"/>
+        <w:ind w:left="360" w:right="0" w:hanging="240"/>
+        <w:jc w:val="left"/>
+        <w:rPr/>
+      </w:pPr>
+      <w:r>
+        <w:rPr>
+          <w:rFonts w:ascii="Calibri" w:cs="Calibri" w:eastAsia="Calibri" w:hAnsi="Calibri"/>
+          <w:b w:val="0"/>
+          <w:bCs w:val="0"/>
+          <w:i w:val="0"/>
+          <w:iCs w:val="0"/>
+          <w:smallCaps w:val="0"/>
+          <w:strike w:val="0"/>
+          <w:color w:val="000000"/>
+          <w:sz w:val="18"/>
+          <w:szCs w:val="18"/>
+          <w:u w:val="none"/>
+          <w:shd w:fill="auto" w:val="clear"/>
+          <w:vertAlign w:val="baseline"/>
+          <w:rtl w:val="0"/>
+        </w:rPr>
         <w:t xml:space="preserve">Coordination des flux internationaux de l'usine à la livraison finale (ETD/ETA ; fret maritime, aérien et routier ; Incoterm FCA) avec les fournisseurs et les transitaires, et résolution des retards de transport.</w:t>
+      </w:r>
+      <w:r>
+        <w:rPr>
+          <w:rtl w:val="0"/>
+        </w:rPr>
+      </w:r>
+    </w:p>
+    <w:p>
+      <w:pPr>
+        <w:keepNext w:val="0"/>
+        <w:keepLines w:val="0"/>
+        <w:pageBreakBefore w:val="0"/>
+        <w:widowControl w:val="1"/>
+        <w:numPr>
+          <w:ilvl w:val="0"/>
+          <w:numId w:val="1"/>
+        </w:numPr>
+        <w:pBdr>
+          <w:top w:space="0" w:sz="0" w:val="nil"/>
+          <w:left w:space="0" w:sz="0" w:val="nil"/>
+          <w:bottom w:space="0" w:sz="0" w:val="nil"/>
+          <w:right w:space="0" w:sz="0" w:val="nil"/>
+          <w:between w:space="0" w:sz="0" w:val="nil"/>
+        </w:pBdr>
+        <w:shd w:fill="auto" w:val="clear"/>
+        <w:spacing w:after="15" w:before="0" w:line="240" w:lineRule="auto"/>
+        <w:ind w:left="360" w:right="0" w:hanging="240"/>
+        <w:jc w:val="left"/>
+        <w:rPr/>
+      </w:pPr>
+      <w:r>
+        <w:rPr>
+          <w:rFonts w:ascii="Calibri" w:cs="Calibri" w:eastAsia="Calibri" w:hAnsi="Calibri"/>
+          <w:b w:val="0"/>
+          <w:bCs w:val="0"/>
+          <w:i w:val="0"/>
+          <w:iCs w:val="0"/>
+          <w:smallCaps w:val="0"/>
+          <w:strike w:val="0"/>
+          <w:color w:val="000000"/>
+          <w:sz w:val="18"/>
+          <w:szCs w:val="18"/>
+          <w:u w:val="none"/>
+          <w:shd w:fill="auto" w:val="clear"/>
+          <w:vertAlign w:val="baseline"/>
+          <w:rtl w:val="0"/>
+        </w:rPr>
+        <w:t xml:space="preserve">Suivi du stock de BAT (échantillons de validation avant production) au bureau.</w:t>
       </w:r>
       <w:r>
         <w:rPr>
